--- a/companies/calderwood-partners/Engagements/Key Group/Meeting Minutes 2009-12-23 - Key Group.docx
+++ b/companies/calderwood-partners/Engagements/Key Group/Meeting Minutes 2009-12-23 - Key Group.docx
@@ -7,12 +7,12 @@
         <w:pStyle w:val="Heading1"/>
       </w:pPr>
       <w:r>
-        <w:t>Working Session Minutes: Growth Strategy for Key Group</w:t>
+        <w:t>Meeting Minutes: Growth Strategy for Key Group</w:t>
       </w:r>
     </w:p>
     <w:p>
       <w:r>
-        <w:t>Recorded by Daniel Leach. The session reviewed the ranked growth options and the draft recommendation now in preparation, and settled what the final deliverable will contain. The engagement is in its closing phase, and the material we discussed is the last substantive work before the final report is assembled. The notes below follow the order in which the items were taken up.</w:t>
+        <w:t>Recorded by Daniel Leach. These minutes cover the working session on the growth strategy for Key Group, and they follow the order the discussion took; where a figure or a recommendation was described as provisional in the room, I have noted it as provisional here. In outcome, the session fixed the ranking of the three growth options and the shape of the recommendation, and set the plan for assembling the final material; one data item remains outstanding and is listed under the actions below.</w:t>
       </w:r>
     </w:p>
     <w:p>
@@ -20,7 +20,7 @@
         <w:pStyle w:val="Heading2"/>
       </w:pPr>
       <w:r>
-        <w:t>Present</w:t>
+        <w:t>In attendance</w:t>
       </w:r>
     </w:p>
     <w:p>
@@ -52,12 +52,12 @@
         <w:pStyle w:val="Heading2"/>
       </w:pPr>
       <w:r>
-        <w:t>Analysis now closed</w:t>
+        <w:t>Items carried from the last session</w:t>
       </w:r>
     </w:p>
     <w:p>
       <w:r>
-        <w:t>Brenda Rodriguez reported that the two reconciliation items left open at the previous session are both closed. The two months in the second-largest segment that had been running at the segment total have been tied back to the customer file, and the concentration finding is unchanged after the reconciliation: in each of the two largest segments, a small set of accounts carries the majority of the growth while the remainder of the base is flat. I confirmed for the record that the third source for the disputed adjacent segment is now in hand. It sits between the two earlier sources, so the sizing there moves from the lower bound we had been using to a supported midpoint, and the range narrows to within the tolerance the team had set. With that, the market sizing is complete.</w:t>
+        <w:t>Before the main discussion, the group confirmed that the items carried from the previous session were closed. The reconciliation of the two open months in the second-largest segment, which Brenda Rodriguez reported now ties to the customer detail, was one; the additional account names Steven Lowe had provided, which have been matched to the concentration pattern, was the other. Both were recorded as done.</w:t>
       </w:r>
     </w:p>
     <w:p>
@@ -65,12 +65,12 @@
         <w:pStyle w:val="Heading2"/>
       </w:pPr>
       <w:r>
-        <w:t>The ranked options</w:t>
+        <w:t>Ranking of the growth options</w:t>
       </w:r>
     </w:p>
     <w:p>
       <w:r>
-        <w:t>With the sizing closed, Brenda Rodriguez presented the three growth options in ranked order for the first time. The analysis favors deeper penetration of the concentrated core accounts, on the ground that the growth already sits there and the cost to defend and extend it is the most predictable of the three. Extension into the nearest adjacent segment ranks second; it is the larger prize but the more contested, and it still carries the wider range even after the third source. Geographic extension ranks third, on thinner evidence than the other two. Brenda Rodriguez was explicit that the ranking is a recommendation and not a certainty, and that the gap between the first and second options is smaller than the gap between the second and third. Steven Lowe asked what would move the second option above the first. The answer recorded was a firmer read on near-term demand in the contested segment, which the present sources do not provide. I asked whether we should note that dependency in the report itself, and it was agreed that we would.</w:t>
+        <w:t>Brenda Rodriguez presented the three growth options with the ranking the analysis now supports. The recommendation leads with deeper penetration of the concentrated accounts in the core, on the ground that it asks the least of the company to pursue and draws on demand the company can already see. Extension into the nearest adjacent segment follows as the second move; it is the larger prize, but it is more contested and would take longer to stand up. Geographic extension is held as a later option, because the cost of standing it up remains the least certain of the three. Steven Lowe asked whether the ranking would hold if the contested adjacent segment turned out to be at the high end of its range. Brenda Rodriguez said the order of the first two would hold either way, and that only the size of the second prize, not its place in the sequence, moves with that number. Her answer was recorded as her present view and not as a settled question.</w:t>
       </w:r>
     </w:p>
     <w:p>
@@ -78,12 +78,12 @@
         <w:pStyle w:val="Heading2"/>
       </w:pPr>
       <w:r>
-        <w:t>The final deliverable</w:t>
+        <w:t>The implementation plan and the handoff</w:t>
       </w:r>
     </w:p>
     <w:p>
       <w:r>
-        <w:t>The session agreed what the final material will contain: the current-position read, the completed sizing with its sources, the three options with their requirements and returns, the ranking with its reasoning, and a sequenced plan for the options worth pursuing. Steven Lowe asked that the account-level detail behind the concentration finding be carried in an appendix rather than the body, so the report can go to his board without exposing individual accounts on the page. Brenda Rodriguez agreed. I asked whether the board would want the sizing sources listed in full or summarized; Steven Lowe asked for the full list, so that any figure in the report can be traced back to a source. It was agreed that the draft would go to Steven Lowe first for a read, and that the team would walk the final material through with him before it is issued.</w:t>
+        <w:t>Brenda Rodriguez walked through the sequencing of the recommendation and what each step would ask of Key Group's own people. The near-term move is scoped so the company can begin it with the team it has; the adjacent-segment move is set later, once the first is under way and the capacity question has been answered. Steven Lowe raised the capacity point directly, noting that the second move would compete for the same commercial staff as the first, and asked that the plan make the staffing implication explicit instead of leaving it to be discovered. The team agreed to add that to the plan. It was also agreed that the final material would separate the recommendation from the implementation plan, so the company can act on the first while it decides on the pace of the second.</w:t>
       </w:r>
     </w:p>
     <w:p>
@@ -91,7 +91,20 @@
         <w:pStyle w:val="Heading2"/>
       </w:pPr>
       <w:r>
-        <w:t>Action items</w:t>
+        <w:t>Outstanding data</w:t>
+      </w:r>
+    </w:p>
+    <w:p>
+      <w:r>
+        <w:t>One item is still open. The third source for the contested adjacent segment has not yet arrived, and until it does the size of that segment carries a range. The team agreed this does not hold up the recommendation, since the ranking of the first two options does not turn on it, but it will be resolved before the final material is issued, so the segment can be shown as a single figure with its basis stated.</w:t>
+      </w:r>
+    </w:p>
+    <w:p>
+      <w:pPr>
+        <w:pStyle w:val="Heading2"/>
+      </w:pPr>
+      <w:r>
+        <w:t>Actions</w:t>
       </w:r>
     </w:p>
     <w:tbl>
@@ -153,7 +166,39 @@
           </w:tcPr>
           <w:p>
             <w:r>
-              <w:t>Assemble the account-level detail into an appendix and keep it out of the report body</w:t>
+              <w:t>Finish the implementation plan, with the staffing implication of the second move made explicit</w:t>
+            </w:r>
+          </w:p>
+        </w:tc>
+        <w:tc>
+          <w:tcPr>
+            <w:tcW w:type="dxa" w:w="2880"/>
+          </w:tcPr>
+          <w:p>
+            <w:r>
+              <w:t>Brenda Rodriguez</w:t>
+            </w:r>
+          </w:p>
+        </w:tc>
+        <w:tc>
+          <w:tcPr>
+            <w:tcW w:type="dxa" w:w="2880"/>
+          </w:tcPr>
+          <w:p>
+            <w:r>
+              <w:t>Before the final session</w:t>
+            </w:r>
+          </w:p>
+        </w:tc>
+      </w:tr>
+      <w:tr>
+        <w:tc>
+          <w:tcPr>
+            <w:tcW w:type="dxa" w:w="2880"/>
+          </w:tcPr>
+          <w:p>
+            <w:r>
+              <w:t>Assemble the final deliverable and circulate a draft to the team</w:t>
             </w:r>
           </w:p>
         </w:tc>
@@ -173,7 +218,7 @@
           </w:tcPr>
           <w:p>
             <w:r>
-              <w:t>With the draft</w:t>
+              <w:t>Before the final session</w:t>
             </w:r>
           </w:p>
         </w:tc>
@@ -185,39 +230,7 @@
           </w:tcPr>
           <w:p>
             <w:r>
-              <w:t>Draft the ranking section, stating the reasoning and the gaps between the options plainly</w:t>
-            </w:r>
-          </w:p>
-        </w:tc>
-        <w:tc>
-          <w:tcPr>
-            <w:tcW w:type="dxa" w:w="2880"/>
-          </w:tcPr>
-          <w:p>
-            <w:r>
-              <w:t>Brenda Rodriguez</w:t>
-            </w:r>
-          </w:p>
-        </w:tc>
-        <w:tc>
-          <w:tcPr>
-            <w:tcW w:type="dxa" w:w="2880"/>
-          </w:tcPr>
-          <w:p>
-            <w:r>
-              <w:t>For the client read</w:t>
-            </w:r>
-          </w:p>
-        </w:tc>
-      </w:tr>
-      <w:tr>
-        <w:tc>
-          <w:tcPr>
-            <w:tcW w:type="dxa" w:w="2880"/>
-          </w:tcPr>
-          <w:p>
-            <w:r>
-              <w:t>Compile the full list of sizing sources for the appendix</w:t>
+              <w:t>Obtain the third source for the contested adjacent segment and close the range</w:t>
             </w:r>
           </w:p>
         </w:tc>
@@ -237,7 +250,7 @@
           </w:tcPr>
           <w:p>
             <w:r>
-              <w:t>With the draft</w:t>
+              <w:t>Before the final material is issued</w:t>
             </w:r>
           </w:p>
         </w:tc>
@@ -249,7 +262,7 @@
           </w:tcPr>
           <w:p>
             <w:r>
-              <w:t>Return comments on the draft ahead of the walk-through</w:t>
+              <w:t>Confirm a date for the final review session</w:t>
             </w:r>
           </w:p>
         </w:tc>
@@ -269,7 +282,7 @@
           </w:tcPr>
           <w:p>
             <w:r>
-              <w:t>Early in the new year</w:t>
+              <w:t>Within the week</w:t>
             </w:r>
           </w:p>
         </w:tc>
@@ -277,7 +290,7 @@
     </w:tbl>
     <w:p>
       <w:r>
-        <w:t>The walk-through will be scheduled for early in the new year, once Steven Lowe has read the draft. Minutes recorded and circulated by Daniel Leach.</w:t>
+        <w:t>The next step is the final review session. Once Steven Lowe confirms a date, we will circulate the draft recommendation and plan ahead of it, so no one comes to that meeting seeing the material for the first time.</w:t>
       </w:r>
     </w:p>
     <w:sectPr>
